--- a/docs/FNC 财务操作手册.docx
+++ b/docs/FNC 财务操作手册.docx
@@ -221,25 +221,69 @@
     <w:p>
       <w:pPr>
         <w:spacing w:after="80"/>
-      </w:pPr>
-      <w:r>
-        <w:rPr>
-          <w:rFonts w:ascii="微软雅黑" w:hAnsi="微软雅黑" w:eastAsia="微软雅黑" w:cs="微软雅黑"/>
-        </w:rPr>
-        <w:t>入口：FNC → 批量结算 → 「待审批」tab。</w:t>
-      </w:r>
-    </w:p>
-    <w:p>
-      <w:pPr>
-        <w:spacing w:before="120" w:after="60"/>
-        <w:jc w:val="center"/>
+        <w:rPr>
+          <w:rFonts w:ascii="微软雅黑" w:hAnsi="微软雅黑" w:eastAsia="微软雅黑" w:cs="微软雅黑"/>
+        </w:rPr>
+      </w:pPr>
+      <w:r>
+        <w:rPr>
+          <w:rFonts w:ascii="微软雅黑" w:hAnsi="微软雅黑" w:eastAsia="微软雅黑" w:cs="微软雅黑"/>
+        </w:rPr>
+        <w:t>入口</w:t>
+      </w:r>
+      <w:r>
+        <w:rPr>
+          <w:rFonts w:hint="eastAsia" w:cs="微软雅黑"/>
+          <w:lang w:val="en-US" w:eastAsia="zh-CN"/>
+        </w:rPr>
+        <w:t>1</w:t>
+      </w:r>
+      <w:r>
+        <w:rPr>
+          <w:rFonts w:ascii="微软雅黑" w:hAnsi="微软雅黑" w:eastAsia="微软雅黑" w:cs="微软雅黑"/>
+        </w:rPr>
+        <w:t>：FNC → 批量结算 → 「待审批」tab。</w:t>
+      </w:r>
+    </w:p>
+    <w:p>
+      <w:pPr>
+        <w:spacing w:after="80"/>
+        <w:rPr>
+          <w:rFonts w:hint="eastAsia" w:cs="微软雅黑"/>
+          <w:lang w:val="en-US" w:eastAsia="zh-CN"/>
+        </w:rPr>
+      </w:pPr>
+      <w:r>
+        <w:rPr>
+          <w:rFonts w:hint="eastAsia" w:cs="微软雅黑"/>
+          <w:lang w:val="en-US" w:eastAsia="zh-CN"/>
+        </w:rPr>
+        <w:t>入口2：企微审批</w:t>
+      </w:r>
+      <w:r>
+        <w:rPr>
+          <w:rFonts w:ascii="微软雅黑" w:hAnsi="微软雅黑" w:eastAsia="微软雅黑" w:cs="微软雅黑"/>
+        </w:rPr>
+        <w:t xml:space="preserve">→ </w:t>
+      </w:r>
+      <w:r>
+        <w:rPr>
+          <w:rFonts w:hint="eastAsia" w:cs="微软雅黑"/>
+          <w:lang w:val="en-US" w:eastAsia="zh-CN"/>
+        </w:rPr>
+        <w:t>付款审批</w:t>
+      </w:r>
+    </w:p>
+    <w:p>
+      <w:pPr>
+        <w:spacing w:after="80"/>
       </w:pPr>
       <w:r>
         <w:drawing>
-          <wp:inline distT="0" distB="0" distL="0" distR="0">
-            <wp:extent cx="5143500" cy="3209925"/>
-            <wp:effectExtent l="0" t="0" r="0" b="0"/>
-            <wp:docPr id="1" name="fnc_01_approval_list.png" descr="fnc_01_approval_list.png" title="fnc_01_approval_list.png"/>
+          <wp:inline distT="0" distB="0" distL="114300" distR="114300">
+            <wp:extent cx="6184265" cy="1933575"/>
+            <wp:effectExtent l="0" t="0" r="13335" b="22225"/>
+            <wp:docPr id="7" name="图片 3"/>
             <wp:cNvGraphicFramePr>
               <a:graphicFrameLocks xmlns:a="http://schemas.openxmlformats.org/drawingml/2006/main" noChangeAspect="1"/>
             </wp:cNvGraphicFramePr>
@@ -247,14 +291,13 @@
               <a:graphicData uri="http://schemas.openxmlformats.org/drawingml/2006/picture">
                 <pic:pic xmlns:pic="http://schemas.openxmlformats.org/drawingml/2006/picture">
                   <pic:nvPicPr>
-                    <pic:cNvPr id="1" name="fnc_01_approval_list.png" descr="fnc_01_approval_list.png" title="fnc_01_approval_list.png"/>
+                    <pic:cNvPr id="7" name="图片 3"/>
                     <pic:cNvPicPr>
-                      <a:picLocks noChangeAspect="1" noChangeArrowheads="1"/>
+                      <a:picLocks noChangeAspect="1"/>
                     </pic:cNvPicPr>
                   </pic:nvPicPr>
                   <pic:blipFill>
                     <a:blip r:embed="rId6"/>
-                    <a:srcRect/>
                     <a:stretch>
                       <a:fillRect/>
                     </a:stretch>
@@ -262,11 +305,15 @@
                   <pic:spPr>
                     <a:xfrm>
                       <a:off x="0" y="0"/>
-                      <a:ext cx="5143500" cy="3209925"/>
+                      <a:ext cx="6184265" cy="1933575"/>
                     </a:xfrm>
                     <a:prstGeom prst="rect">
                       <a:avLst/>
                     </a:prstGeom>
+                    <a:noFill/>
+                    <a:ln>
+                      <a:noFill/>
+                    </a:ln>
                   </pic:spPr>
                 </pic:pic>
               </a:graphicData>
@@ -277,19 +324,228 @@
     </w:p>
     <w:p>
       <w:pPr>
-        <w:pStyle w:val="8"/>
+        <w:spacing w:after="80"/>
         <w:jc w:val="center"/>
-      </w:pPr>
-      <w:r>
-        <w:rPr>
-          <w:rFonts w:ascii="微软雅黑" w:hAnsi="微软雅黑" w:eastAsia="微软雅黑" w:cs="微软雅黑"/>
-          <w:i/>
-          <w:iCs/>
+        <w:rPr>
+          <w:rFonts w:hint="default"/>
+          <w:lang w:val="en-US" w:eastAsia="zh-CN"/>
+        </w:rPr>
+      </w:pPr>
+      <w:r>
+        <w:rPr>
+          <w:rFonts w:ascii="微软雅黑" w:hAnsi="微软雅黑" w:eastAsia="微软雅黑" w:cs="微软雅黑"/>
+          <w:i w:val="0"/>
+          <w:iCs w:val="0"/>
           <w:color w:val="595959"/>
           <w:sz w:val="18"/>
           <w:szCs w:val="18"/>
         </w:rPr>
-        <w:t>图　5：FNC 批量结算 — 「待审批」tab</w:t>
+        <w:t>图：</w:t>
+      </w:r>
+      <w:r>
+        <w:rPr>
+          <w:rFonts w:hint="eastAsia" w:cs="微软雅黑"/>
+          <w:i w:val="0"/>
+          <w:iCs w:val="0"/>
+          <w:color w:val="595959"/>
+          <w:sz w:val="18"/>
+          <w:szCs w:val="18"/>
+          <w:lang w:val="en-US" w:eastAsia="zh-CN"/>
+        </w:rPr>
+        <w:t>FNC</w:t>
+      </w:r>
+      <w:r>
+        <w:rPr>
+          <w:rFonts w:ascii="微软雅黑" w:hAnsi="微软雅黑" w:eastAsia="微软雅黑" w:cs="微软雅黑"/>
+          <w:i w:val="0"/>
+          <w:iCs w:val="0"/>
+          <w:color w:val="595959"/>
+          <w:sz w:val="18"/>
+          <w:szCs w:val="18"/>
+        </w:rPr>
+        <w:t xml:space="preserve"> —</w:t>
+      </w:r>
+      <w:r>
+        <w:rPr>
+          <w:rFonts w:hint="eastAsia" w:cs="微软雅黑"/>
+          <w:i w:val="0"/>
+          <w:iCs w:val="0"/>
+          <w:color w:val="595959"/>
+          <w:sz w:val="18"/>
+          <w:szCs w:val="18"/>
+          <w:lang w:val="en-US" w:eastAsia="zh-CN"/>
+        </w:rPr>
+        <w:t>批量结算- 待审批</w:t>
+      </w:r>
+      <w:bookmarkStart w:id="0" w:name="_GoBack"/>
+      <w:bookmarkEnd w:id="0"/>
+    </w:p>
+    <w:p>
+      <w:pPr>
+        <w:spacing w:after="80"/>
+        <w:rPr>
+          <w:rFonts w:ascii="微软雅黑" w:hAnsi="微软雅黑" w:eastAsia="微软雅黑" w:cs="微软雅黑"/>
+        </w:rPr>
+      </w:pPr>
+    </w:p>
+    <w:p>
+      <w:pPr>
+        <w:spacing w:before="120" w:after="60"/>
+        <w:jc w:val="center"/>
+      </w:pPr>
+      <w:r>
+        <w:drawing>
+          <wp:inline distT="0" distB="0" distL="114300" distR="114300">
+            <wp:extent cx="1818640" cy="2227580"/>
+            <wp:effectExtent l="0" t="0" r="0" b="0"/>
+            <wp:docPr id="5" name="图片 1"/>
+            <wp:cNvGraphicFramePr>
+              <a:graphicFrameLocks xmlns:a="http://schemas.openxmlformats.org/drawingml/2006/main" noChangeAspect="1"/>
+            </wp:cNvGraphicFramePr>
+            <a:graphic xmlns:a="http://schemas.openxmlformats.org/drawingml/2006/main">
+              <a:graphicData uri="http://schemas.openxmlformats.org/drawingml/2006/picture">
+                <pic:pic xmlns:pic="http://schemas.openxmlformats.org/drawingml/2006/picture">
+                  <pic:nvPicPr>
+                    <pic:cNvPr id="5" name="图片 1"/>
+                    <pic:cNvPicPr>
+                      <a:picLocks noChangeAspect="1"/>
+                    </pic:cNvPicPr>
+                  </pic:nvPicPr>
+                  <pic:blipFill>
+                    <a:blip r:embed="rId7"/>
+                    <a:srcRect l="5317" r="8651"/>
+                    <a:stretch>
+                      <a:fillRect/>
+                    </a:stretch>
+                  </pic:blipFill>
+                  <pic:spPr>
+                    <a:xfrm>
+                      <a:off x="0" y="0"/>
+                      <a:ext cx="1818640" cy="2227580"/>
+                    </a:xfrm>
+                    <a:prstGeom prst="rect">
+                      <a:avLst/>
+                    </a:prstGeom>
+                    <a:noFill/>
+                    <a:ln>
+                      <a:noFill/>
+                    </a:ln>
+                  </pic:spPr>
+                </pic:pic>
+              </a:graphicData>
+            </a:graphic>
+          </wp:inline>
+        </w:drawing>
+      </w:r>
+      <w:r>
+        <w:drawing>
+          <wp:inline distT="0" distB="0" distL="114300" distR="114300">
+            <wp:extent cx="3545205" cy="3994150"/>
+            <wp:effectExtent l="0" t="0" r="10795" b="19050"/>
+            <wp:docPr id="6" name="图片 2"/>
+            <wp:cNvGraphicFramePr>
+              <a:graphicFrameLocks xmlns:a="http://schemas.openxmlformats.org/drawingml/2006/main" noChangeAspect="1"/>
+            </wp:cNvGraphicFramePr>
+            <a:graphic xmlns:a="http://schemas.openxmlformats.org/drawingml/2006/main">
+              <a:graphicData uri="http://schemas.openxmlformats.org/drawingml/2006/picture">
+                <pic:pic xmlns:pic="http://schemas.openxmlformats.org/drawingml/2006/picture">
+                  <pic:nvPicPr>
+                    <pic:cNvPr id="6" name="图片 2"/>
+                    <pic:cNvPicPr>
+                      <a:picLocks noChangeAspect="1"/>
+                    </pic:cNvPicPr>
+                  </pic:nvPicPr>
+                  <pic:blipFill>
+                    <a:blip r:embed="rId8"/>
+                    <a:stretch>
+                      <a:fillRect/>
+                    </a:stretch>
+                  </pic:blipFill>
+                  <pic:spPr>
+                    <a:xfrm>
+                      <a:off x="0" y="0"/>
+                      <a:ext cx="3545205" cy="3994150"/>
+                    </a:xfrm>
+                    <a:prstGeom prst="rect">
+                      <a:avLst/>
+                    </a:prstGeom>
+                    <a:noFill/>
+                    <a:ln>
+                      <a:noFill/>
+                    </a:ln>
+                  </pic:spPr>
+                </pic:pic>
+              </a:graphicData>
+            </a:graphic>
+          </wp:inline>
+        </w:drawing>
+      </w:r>
+    </w:p>
+    <w:p>
+      <w:pPr>
+        <w:pStyle w:val="8"/>
+        <w:jc w:val="center"/>
+        <w:rPr>
+          <w:i w:val="0"/>
+          <w:iCs w:val="0"/>
+        </w:rPr>
+      </w:pPr>
+      <w:r>
+        <w:rPr>
+          <w:rFonts w:ascii="微软雅黑" w:hAnsi="微软雅黑" w:eastAsia="微软雅黑" w:cs="微软雅黑"/>
+          <w:i w:val="0"/>
+          <w:iCs w:val="0"/>
+          <w:color w:val="595959"/>
+          <w:sz w:val="18"/>
+          <w:szCs w:val="18"/>
+        </w:rPr>
+        <w:t>图：</w:t>
+      </w:r>
+      <w:r>
+        <w:rPr>
+          <w:rFonts w:hint="eastAsia" w:cs="微软雅黑"/>
+          <w:i w:val="0"/>
+          <w:iCs w:val="0"/>
+          <w:color w:val="595959"/>
+          <w:sz w:val="18"/>
+          <w:szCs w:val="18"/>
+          <w:lang w:val="en-US" w:eastAsia="zh-CN"/>
+        </w:rPr>
+        <w:t>企微审批</w:t>
+      </w:r>
+      <w:r>
+        <w:rPr>
+          <w:rFonts w:ascii="微软雅黑" w:hAnsi="微软雅黑" w:eastAsia="微软雅黑" w:cs="微软雅黑"/>
+          <w:i w:val="0"/>
+          <w:iCs w:val="0"/>
+          <w:color w:val="595959"/>
+          <w:sz w:val="18"/>
+          <w:szCs w:val="18"/>
+        </w:rPr>
+        <w:t xml:space="preserve"> — 「</w:t>
+      </w:r>
+      <w:r>
+        <w:rPr>
+          <w:rFonts w:hint="eastAsia" w:cs="微软雅黑"/>
+          <w:i w:val="0"/>
+          <w:iCs w:val="0"/>
+          <w:color w:val="595959"/>
+          <w:sz w:val="18"/>
+          <w:szCs w:val="18"/>
+          <w:lang w:val="en-US" w:eastAsia="zh-CN"/>
+        </w:rPr>
+        <w:t>付款审批</w:t>
+      </w:r>
+      <w:r>
+        <w:rPr>
+          <w:rFonts w:ascii="微软雅黑" w:hAnsi="微软雅黑" w:eastAsia="微软雅黑" w:cs="微软雅黑"/>
+          <w:i w:val="0"/>
+          <w:iCs w:val="0"/>
+          <w:color w:val="595959"/>
+          <w:sz w:val="18"/>
+          <w:szCs w:val="18"/>
+        </w:rPr>
+        <w:t>」</w:t>
       </w:r>
     </w:p>
     <w:p>
@@ -305,7 +561,20 @@
         <w:rPr>
           <w:rFonts w:ascii="微软雅黑" w:hAnsi="微软雅黑" w:eastAsia="微软雅黑" w:cs="微软雅黑"/>
         </w:rPr>
-        <w:t>在「待审批」tab 找到需要审批的申请单。</w:t>
+        <w:t>在「待审批」tab 找到需要审批的申请单</w:t>
+      </w:r>
+      <w:r>
+        <w:rPr>
+          <w:rFonts w:hint="eastAsia" w:cs="微软雅黑"/>
+          <w:lang w:val="en-US" w:eastAsia="zh-CN"/>
+        </w:rPr>
+        <w:t>或企微审批流- 付款审批找到要审批的申请单</w:t>
+      </w:r>
+      <w:r>
+        <w:rPr>
+          <w:rFonts w:ascii="微软雅黑" w:hAnsi="微软雅黑" w:eastAsia="微软雅黑" w:cs="微软雅黑"/>
+        </w:rPr>
+        <w:t>。</w:t>
       </w:r>
     </w:p>
     <w:p>
@@ -639,7 +908,7 @@
                     </pic:cNvPicPr>
                   </pic:nvPicPr>
                   <pic:blipFill>
-                    <a:blip r:embed="rId7"/>
+                    <a:blip r:embed="rId9"/>
                     <a:srcRect/>
                     <a:stretch>
                       <a:fillRect/>
@@ -695,6 +964,7 @@
       <w:pPr>
         <w:pStyle w:val="17"/>
         <w:numPr>
+          <w:ilvl w:val="0"/>
           <w:numId w:val="0"/>
         </w:numPr>
         <w:spacing w:after="60"/>
@@ -717,6 +987,7 @@
       <w:pPr>
         <w:pStyle w:val="17"/>
         <w:numPr>
+          <w:ilvl w:val="0"/>
           <w:numId w:val="0"/>
         </w:numPr>
         <w:spacing w:after="60"/>
@@ -739,6 +1010,7 @@
       <w:pPr>
         <w:pStyle w:val="17"/>
         <w:numPr>
+          <w:ilvl w:val="0"/>
           <w:numId w:val="0"/>
         </w:numPr>
         <w:spacing w:after="60"/>
@@ -761,6 +1033,7 @@
       <w:pPr>
         <w:pStyle w:val="17"/>
         <w:numPr>
+          <w:ilvl w:val="0"/>
           <w:numId w:val="0"/>
         </w:numPr>
         <w:spacing w:after="60"/>
@@ -803,7 +1076,7 @@
                     </pic:cNvPicPr>
                   </pic:nvPicPr>
                   <pic:blipFill>
-                    <a:blip r:embed="rId8"/>
+                    <a:blip r:embed="rId10"/>
                     <a:srcRect/>
                     <a:stretch>
                       <a:fillRect/>
@@ -859,6 +1132,7 @@
       <w:pPr>
         <w:pStyle w:val="17"/>
         <w:numPr>
+          <w:ilvl w:val="0"/>
           <w:numId w:val="0"/>
         </w:numPr>
         <w:spacing w:after="60"/>
@@ -882,6 +1156,7 @@
       <w:pPr>
         <w:pStyle w:val="17"/>
         <w:numPr>
+          <w:ilvl w:val="0"/>
           <w:numId w:val="0"/>
         </w:numPr>
         <w:spacing w:after="60"/>
@@ -918,6 +1193,7 @@
       <w:pPr>
         <w:pStyle w:val="17"/>
         <w:numPr>
+          <w:ilvl w:val="0"/>
           <w:numId w:val="0"/>
         </w:numPr>
         <w:spacing w:after="60"/>
@@ -977,7 +1253,7 @@
                     </pic:cNvPicPr>
                   </pic:nvPicPr>
                   <pic:blipFill>
-                    <a:blip r:embed="rId9"/>
+                    <a:blip r:embed="rId11"/>
                     <a:srcRect/>
                     <a:stretch>
                       <a:fillRect/>
@@ -1624,16 +1900,7 @@
           <w:rFonts w:ascii="微软雅黑" w:hAnsi="微软雅黑" w:eastAsia="微软雅黑" w:cs="微软雅黑"/>
           <w:color w:val="595959"/>
         </w:rPr>
-        <w:t>A：不能。如确有错误，</w:t>
-      </w:r>
-      <w:bookmarkStart w:id="0" w:name="_GoBack"/>
-      <w:bookmarkEnd w:id="0"/>
-      <w:r>
-        <w:rPr>
-          <w:rFonts w:ascii="微软雅黑" w:hAnsi="微软雅黑" w:eastAsia="微软雅黑" w:cs="微软雅黑"/>
-          <w:color w:val="595959"/>
-        </w:rPr>
-        <w:t>需先在 U8 端冲销凭证，再联系业务方重新申请。</w:t>
+        <w:t>A：不能。如确有错误，需先在 U8 端冲销凭证，再联系业务方重新申请。</w:t>
       </w:r>
     </w:p>
     <w:sectPr>
